--- a/proactive-english-b1-sy/out/PE-B1-BK1-SY_Unit11_AnswerKey.docx
+++ b/proactive-english-b1-sy/out/PE-B1-BK1-SY_Unit11_AnswerKey.docx
@@ -14125,7 +14125,7 @@
                 <w:sz w:val="22"/>
                 <w:szCs w:val="22"/>
               </w:rPr>
-              <w:t xml:space="preserve"> is Bassel Khoury, who has run it for nineteen years, who crossed nine of the eleven out, and who read the page before the conditions in June and found that the yard was never outside.</w:t>
+              <w:t xml:space="preserve"> is Bassel Tahhan, who has run it for nineteen years, who crossed nine of the eleven out, and who read the page before the conditions in June and found that the yard was never outside.</w:t>
             </w:r>
           </w:p>
           <w:p>
